--- a/src.main.java/AWS/AWS-project-Level-Learning.docx
+++ b/src.main.java/AWS/AWS-project-Level-Learning.docx
@@ -61,14 +61,12 @@
               <w:br/>
               <w:t xml:space="preserve">The AWS Capability Leader will be responsible for driving end to end capability development, workforce readiness, technical assessments, and talent strategy for the AWS practice. This role will work closely with leadership to shape quarterly plans, ensure a future ready skill pipeline, strengthen delivery excellence, and build a </w:t>
             </w:r>
-            <w:proofErr w:type="gramStart"/>
-            <w:r>
-              <w:rPr>
-                <w:lang w:val="en-US"/>
-              </w:rPr>
-              <w:t>high quality</w:t>
-            </w:r>
-            <w:proofErr w:type="gramEnd"/>
+            <w:r>
+              <w:rPr>
+                <w:lang w:val="en-US"/>
+              </w:rPr>
+              <w:t>high-quality</w:t>
+            </w:r>
             <w:r>
               <w:rPr>
                 <w:lang w:val="en-US"/>
@@ -87,7 +85,7 @@
                 <w:lang w:val="en-US"/>
               </w:rPr>
               <w:pict w14:anchorId="351D9BA5">
-                <v:rect id="_x0000_i1109" style="width:0;height:1.5pt" o:hralign="center" o:hrstd="t" o:hr="t" fillcolor="#a0a0a0" stroked="f"/>
+                <v:rect id="_x0000_i1025" style="width:0;height:1.5pt" o:hralign="center" o:hrstd="t" o:hr="t" fillcolor="#a0a0a0" stroked="f"/>
               </w:pict>
             </w:r>
           </w:p>
@@ -192,7 +190,7 @@
                 <w:lang w:val="en-US"/>
               </w:rPr>
               <w:pict w14:anchorId="4BE8DFB5">
-                <v:rect id="_x0000_i1110" style="width:0;height:1.5pt" o:hralign="center" o:hrstd="t" o:hr="t" fillcolor="#a0a0a0" stroked="f"/>
+                <v:rect id="_x0000_i1026" style="width:0;height:1.5pt" o:hralign="center" o:hrstd="t" o:hr="t" fillcolor="#a0a0a0" stroked="f"/>
               </w:pict>
             </w:r>
           </w:p>
@@ -256,6 +254,376 @@
               </w:rPr>
               <w:br/>
               <w:t>• Strong analytical mindset with comfort in forecasting, dashboards, and data driven decisions.</w:t>
+            </w:r>
+          </w:p>
+          <w:p>
+            <w:pPr>
+              <w:rPr>
+                <w:lang w:val="en-US"/>
+              </w:rPr>
+            </w:pPr>
+          </w:p>
+        </w:tc>
+      </w:tr>
+    </w:tbl>
+    <w:p/>
+    <w:p/>
+    <w:p/>
+    <w:p/>
+    <w:p/>
+    <w:p/>
+    <w:p/>
+    <w:p/>
+    <w:tbl>
+      <w:tblPr>
+        <w:tblStyle w:val="TableGrid"/>
+        <w:tblW w:w="0" w:type="auto"/>
+        <w:tblLook w:val="04A0" w:firstRow="1" w:lastRow="0" w:firstColumn="1" w:lastColumn="0" w:noHBand="0" w:noVBand="1"/>
+      </w:tblPr>
+      <w:tblGrid>
+        <w:gridCol w:w="9242"/>
+      </w:tblGrid>
+      <w:tr>
+        <w:tc>
+          <w:tcPr>
+            <w:tcW w:w="9242" w:type="dxa"/>
+          </w:tcPr>
+          <w:p>
+            <w:pPr>
+              <w:rPr>
+                <w:lang w:val="en-US"/>
+              </w:rPr>
+            </w:pPr>
+            <w:r>
+              <w:rPr>
+                <w:lang w:val="en-US"/>
+              </w:rPr>
+              <w:lastRenderedPageBreak/>
+              <w:t>AWS Senior Consultant</w:t>
+            </w:r>
+          </w:p>
+          <w:p>
+            <w:pPr>
+              <w:rPr>
+                <w:lang w:val="en-US"/>
+              </w:rPr>
+            </w:pPr>
+            <w:r>
+              <w:rPr>
+                <w:lang w:val="en-US"/>
+              </w:rPr>
+              <w:t>  Chennai</w:t>
+            </w:r>
+          </w:p>
+          <w:p>
+            <w:pPr>
+              <w:rPr>
+                <w:lang w:val="en-US"/>
+              </w:rPr>
+            </w:pPr>
+            <w:r>
+              <w:rPr>
+                <w:lang w:val="en-US"/>
+              </w:rPr>
+              <w:t>  10 - 15 years</w:t>
+            </w:r>
+          </w:p>
+          <w:p>
+            <w:pPr>
+              <w:rPr>
+                <w:lang w:val="en-US"/>
+              </w:rPr>
+            </w:pPr>
+            <w:r>
+              <w:rPr>
+                <w:lang w:val="en-US"/>
+              </w:rPr>
+              <w:t>  Not Disclosed</w:t>
+            </w:r>
+          </w:p>
+          <w:p>
+            <w:pPr>
+              <w:rPr>
+                <w:lang w:val="en-US"/>
+              </w:rPr>
+            </w:pPr>
+            <w:r>
+              <w:rPr>
+                <w:lang w:val="en-US"/>
+              </w:rPr>
+              <w:t>  In office</w:t>
+            </w:r>
+          </w:p>
+          <w:p>
+            <w:pPr>
+              <w:rPr>
+                <w:lang w:val="en-US"/>
+              </w:rPr>
+            </w:pPr>
+            <w:r>
+              <w:rPr>
+                <w:lang w:val="en-US"/>
+              </w:rPr>
+              <w:t>  AWS Solution Architect, Terraform Associate certification, Certified, cloud architecture, Terraform</w:t>
+            </w:r>
+          </w:p>
+          <w:p>
+            <w:pPr>
+              <w:rPr>
+                <w:lang w:val="en-US"/>
+              </w:rPr>
+            </w:pPr>
+            <w:r>
+              <w:rPr>
+                <w:lang w:val="en-US"/>
+              </w:rPr>
+              <w:t>Apply now</w:t>
+            </w:r>
+          </w:p>
+          <w:p>
+            <w:pPr>
+              <w:rPr>
+                <w:lang w:val="en-US"/>
+              </w:rPr>
+            </w:pPr>
+          </w:p>
+          <w:p>
+            <w:pPr>
+              <w:rPr>
+                <w:lang w:val="en-US"/>
+              </w:rPr>
+            </w:pPr>
+            <w:r>
+              <w:rPr>
+                <w:lang w:val="en-US"/>
+              </w:rPr>
+              <w:t>Job description</w:t>
+            </w:r>
+          </w:p>
+          <w:p>
+            <w:pPr>
+              <w:rPr>
+                <w:lang w:val="en-US"/>
+              </w:rPr>
+            </w:pPr>
+            <w:r>
+              <w:rPr>
+                <w:lang w:val="en-US"/>
+              </w:rPr>
+              <w:t>Key Responsibilities</w:t>
+            </w:r>
+          </w:p>
+          <w:p>
+            <w:pPr>
+              <w:rPr>
+                <w:lang w:val="en-US"/>
+              </w:rPr>
+            </w:pPr>
+            <w:r>
+              <w:rPr>
+                <w:lang w:val="en-US"/>
+              </w:rPr>
+              <w:t>Architect end-to-end AWS solutions across compute, storage, networking, databases, and analytics following the AWS Well-Architected Framework.</w:t>
+            </w:r>
+          </w:p>
+          <w:p>
+            <w:pPr>
+              <w:rPr>
+                <w:lang w:val="en-US"/>
+              </w:rPr>
+            </w:pPr>
+            <w:r>
+              <w:rPr>
+                <w:lang w:val="en-US"/>
+              </w:rPr>
+              <w:t xml:space="preserve">Lead large-scale AWS migrations using Terraform and AWS migration tools (Migration Hub, </w:t>
+            </w:r>
+            <w:r>
+              <w:rPr>
+                <w:lang w:val="en-US"/>
+              </w:rPr>
+              <w:t>Cloud Endure</w:t>
+            </w:r>
+            <w:r>
+              <w:rPr>
+                <w:lang w:val="en-US"/>
+              </w:rPr>
+              <w:t xml:space="preserve">, </w:t>
+            </w:r>
+            <w:r>
+              <w:rPr>
+                <w:lang w:val="en-US"/>
+              </w:rPr>
+              <w:t>Data Sync</w:t>
+            </w:r>
+            <w:r>
+              <w:rPr>
+                <w:lang w:val="en-US"/>
+              </w:rPr>
+              <w:t>).</w:t>
+            </w:r>
+          </w:p>
+          <w:p>
+            <w:pPr>
+              <w:rPr>
+                <w:lang w:val="en-US"/>
+              </w:rPr>
+            </w:pPr>
+            <w:r>
+              <w:rPr>
+                <w:lang w:val="en-US"/>
+              </w:rPr>
+              <w:t>Design and integrate AWS Connect for omnichannel contact centers with AI/ML services (Lex, Comprehend).</w:t>
+            </w:r>
+          </w:p>
+          <w:p>
+            <w:pPr>
+              <w:rPr>
+                <w:lang w:val="en-US"/>
+              </w:rPr>
+            </w:pPr>
+            <w:r>
+              <w:rPr>
+                <w:lang w:val="en-US"/>
+              </w:rPr>
+              <w:t>Manage multi-account setups, landing zones, and automation with AWS Control Tower.</w:t>
+            </w:r>
+          </w:p>
+          <w:p>
+            <w:pPr>
+              <w:rPr>
+                <w:lang w:val="en-US"/>
+              </w:rPr>
+            </w:pPr>
+            <w:r>
+              <w:rPr>
+                <w:lang w:val="en-US"/>
+              </w:rPr>
+              <w:t>Oversee network architectures (VPCs, Transit Gateways) and database strategies (RDS, DynamoDB) for hybrid environments.</w:t>
+            </w:r>
+          </w:p>
+          <w:p>
+            <w:pPr>
+              <w:rPr>
+                <w:lang w:val="en-US"/>
+              </w:rPr>
+            </w:pPr>
+            <w:r>
+              <w:rPr>
+                <w:lang w:val="en-US"/>
+              </w:rPr>
+              <w:t>Conduct cost optimization, disaster recovery planning, and Well-Architected Framework Reviews.</w:t>
+            </w:r>
+          </w:p>
+          <w:p>
+            <w:pPr>
+              <w:rPr>
+                <w:lang w:val="en-US"/>
+              </w:rPr>
+            </w:pPr>
+            <w:r>
+              <w:rPr>
+                <w:lang w:val="en-US"/>
+              </w:rPr>
+              <w:t>Stay ahead of AWS innovations and contribute to proposals involving AI, IoT, and edge computing.</w:t>
+            </w:r>
+          </w:p>
+          <w:p>
+            <w:pPr>
+              <w:rPr>
+                <w:lang w:val="en-US"/>
+              </w:rPr>
+            </w:pPr>
+            <w:r>
+              <w:rPr>
+                <w:lang w:val="en-US"/>
+              </w:rPr>
+              <w:t>Ensure compliance with security standards, IAM policies, encryption, and governance frameworks.</w:t>
+            </w:r>
+          </w:p>
+          <w:p>
+            <w:pPr>
+              <w:rPr>
+                <w:lang w:val="en-US"/>
+              </w:rPr>
+            </w:pPr>
+          </w:p>
+          <w:p>
+            <w:pPr>
+              <w:rPr>
+                <w:lang w:val="en-US"/>
+              </w:rPr>
+            </w:pPr>
+            <w:r>
+              <w:rPr>
+                <w:lang w:val="en-US"/>
+              </w:rPr>
+              <w:t>What we need to see from you</w:t>
+            </w:r>
+          </w:p>
+          <w:p>
+            <w:pPr>
+              <w:rPr>
+                <w:lang w:val="en-US"/>
+              </w:rPr>
+            </w:pPr>
+            <w:r>
+              <w:rPr>
+                <w:lang w:val="en-US"/>
+              </w:rPr>
+              <w:t>10+ years of experience in cloud architecture, with at least 7 years specializing in AWS. </w:t>
+            </w:r>
+          </w:p>
+          <w:p>
+            <w:pPr>
+              <w:rPr>
+                <w:lang w:val="en-US"/>
+              </w:rPr>
+            </w:pPr>
+            <w:r>
+              <w:rPr>
+                <w:lang w:val="en-US"/>
+              </w:rPr>
+              <w:t>Expert-level knowledge of AWS migrations, including lift-and-shift, refactor, and rearchitect approaches for mission-critical applications. </w:t>
+            </w:r>
+          </w:p>
+          <w:p>
+            <w:pPr>
+              <w:rPr>
+                <w:lang w:val="en-US"/>
+              </w:rPr>
+            </w:pPr>
+            <w:r>
+              <w:rPr>
+                <w:lang w:val="en-US"/>
+              </w:rPr>
+              <w:t>Advanced proficiency in Terraform, including complex modules, providers, and integration with AWS services for automated deployments also enforce best practices for CI/CD pipelines. </w:t>
+            </w:r>
+          </w:p>
+          <w:p>
+            <w:pPr>
+              <w:rPr>
+                <w:lang w:val="en-US"/>
+              </w:rPr>
+            </w:pPr>
+            <w:r>
+              <w:rPr>
+                <w:lang w:val="en-US"/>
+              </w:rPr>
+              <w:t>Extensive experience with AWS Connect, from architecture design to integration with CRM systems and analytics tools. </w:t>
+            </w:r>
+          </w:p>
+          <w:p>
+            <w:pPr>
+              <w:rPr>
+                <w:lang w:val="en-US"/>
+              </w:rPr>
+            </w:pPr>
+            <w:r>
+              <w:rPr>
+                <w:lang w:val="en-US"/>
+              </w:rPr>
+              <w:t>Deep infrastructure knowledge, encompassing compute, storage, networking (e.g., Direct Connect, Global Accelerator), database management (e.g., multi-AZ deployments, read replicas), multi-account setups, AWS organizations, Control Tower and security (IAM, encryption, logging, Governance &amp; Compliance)</w:t>
             </w:r>
           </w:p>
           <w:p>
